--- a/assets/docs/hanh-trinh/2.Giai_đoạn_1920_1930_tiếp_cận_Cn_Mác_và_chuẩn_bị_thành_lập_Đảng.docx
+++ b/assets/docs/hanh-trinh/2.Giai_đoạn_1920_1930_tiếp_cận_Cn_Mác_và_chuẩn_bị_thành_lập_Đảng.docx
@@ -1,346 +1,75 @@
 
-<file path=word/document.xml><?xml version="1.0" encoding="utf-8"?>
+<file path=docProps\app.xml><?xml version="1.0" encoding="utf-8"?>
+<Properties xmlns="http://schemas.openxmlformats.org/officeDocument/2006/extended-properties" xmlns:vt="http://schemas.openxmlformats.org/officeDocument/2006/docPropsVTypes">
+  <Template>Normal.dotm</Template>
+  <Pages>1</Pages>
+  <Words>0</Words>
+  <Characters>0</Characters>
+  <Lines>0</Lines>
+  <Paragraphs>0</Paragraphs>
+  <TotalTime>1</TotalTime>
+  <ScaleCrop>false</ScaleCrop>
+  <LinksUpToDate>false</LinksUpToDate>
+  <CharactersWithSpaces>0</CharactersWithSpaces>
+  <Application>WPS Office_12.2.0.23206_F1E327BC-269C-435d-A152-05C5408002CA</Application>
+  <DocSecurity>0</DocSecurity>
+</Properties>
+</file>
+
+<file path=docProps\core.xml><?xml version="1.0" encoding="utf-8"?>
+<cp:coreProperties xmlns:cp="http://schemas.openxmlformats.org/package/2006/metadata/core-properties" xmlns:dc="http://purl.org/dc/elements/1.1/" xmlns:dcterms="http://purl.org/dc/terms/" xmlns:dcmitype="http://purl.org/dc/dcmitype/" xmlns:xsi="http://www.w3.org/2001/XMLSchema-instance">
+  <dcterms:created xsi:type="dcterms:W3CDTF">2026-07-13T15:39:00Z</dcterms:created>
+  <dc:creator>Thảo Trần</dc:creator>
+  <cp:lastModifiedBy>Thảo Trần</cp:lastModifiedBy>
+  <dcterms:modified xsi:type="dcterms:W3CDTF">2026-07-13T15:42:46Z</dcterms:modified>
+  <cp:revision>1</cp:revision>
+</cp:coreProperties>
+</file>
+
+<file path=docProps\custom.xml><?xml version="1.0" encoding="utf-8"?>
+<Properties xmlns="http://schemas.openxmlformats.org/officeDocument/2006/custom-properties" xmlns:vt="http://schemas.openxmlformats.org/officeDocument/2006/docPropsVTypes">
+  <property fmtid="{D5CDD505-2E9C-101B-9397-08002B2CF9AE}" pid="2" name="KSOProductBuildVer">
+    <vt:lpwstr>1033-12.2.0.23206</vt:lpwstr>
+  </property>
+  <property fmtid="{D5CDD505-2E9C-101B-9397-08002B2CF9AE}" pid="3" name="ICV">
+    <vt:lpwstr>1062BAA0645B40638BE55C6CCEE9E275_11</vt:lpwstr>
+  </property>
+</Properties>
+</file>
+
+<file path=word\document.xml><?xml version="1.0" encoding="utf-8"?>
 <w:document xmlns:wpc="http://schemas.microsoft.com/office/word/2010/wordprocessingCanvas" xmlns:mc="http://schemas.openxmlformats.org/markup-compatibility/2006" xmlns:o="urn:schemas-microsoft-com:office:office" xmlns:r="http://schemas.openxmlformats.org/officeDocument/2006/relationships" xmlns:m="http://schemas.openxmlformats.org/officeDocument/2006/math" xmlns:v="urn:schemas-microsoft-com:vml" xmlns:wp14="http://schemas.microsoft.com/office/word/2010/wordprocessingDrawing" xmlns:wp="http://schemas.openxmlformats.org/drawingml/2006/wordprocessingDrawing" xmlns:w="http://schemas.openxmlformats.org/wordprocessingml/2006/main" xmlns:w14="http://schemas.microsoft.com/office/word/2010/wordml" xmlns:w10="urn:schemas-microsoft-com:office:word" xmlns:w15="http://schemas.microsoft.com/office/word/2012/wordml" xmlns:wpg="http://schemas.microsoft.com/office/word/2010/wordprocessingGroup" xmlns:wpi="http://schemas.microsoft.com/office/word/2010/wordprocessingInk" xmlns:wne="http://schemas.microsoft.com/office/word/2006/wordml" xmlns:wps="http://schemas.microsoft.com/office/word/2010/wordprocessingShape" xmlns:wpsCustomData="http://www.wps.cn/officeDocument/2013/wpsCustomData" mc:Ignorable="w14 w15 wp14">
   <w:body>
     <w:p>
-      <w:pPr>
-        <w:pStyle w:val="2"/>
-        <w:keepNext w:val="0"/>
-        <w:keepLines w:val="0"/>
-        <w:widowControl/>
-        <w:suppressLineNumbers w:val="0"/>
-        <w:spacing w:line="360" w:lineRule="auto"/>
-        <w:jc w:val="both"/>
-        <w:rPr>
-          <w:rFonts w:hint="default" w:ascii="Times New Roman" w:hAnsi="Times New Roman" w:cs="Times New Roman"/>
-          <w:sz w:val="28"/>
-          <w:szCs w:val="28"/>
-        </w:rPr>
-      </w:pPr>
       <w:r>
-        <w:rPr>
-          <w:rFonts w:hint="default" w:ascii="Times New Roman" w:hAnsi="Times New Roman" w:cs="Times New Roman"/>
-        </w:rPr>
-        <w:t>2</w:t>
-      </w:r>
-      <w:r>
-        <w:rPr>
-          <w:rFonts w:hint="default" w:ascii="Times New Roman" w:hAnsi="Times New Roman" w:cs="Times New Roman"/>
-          <w:sz w:val="28"/>
-          <w:szCs w:val="28"/>
-        </w:rPr>
-        <w:t>.2. Giai đoạn 1920</w:t>
-      </w:r>
-      <w:r>
-        <w:rPr>
-          <w:rFonts w:hint="default" w:ascii="Times New Roman" w:hAnsi="Times New Roman" w:cs="Times New Roman"/>
-          <w:sz w:val="28"/>
-          <w:szCs w:val="28"/>
-          <w:lang w:val="vi-VN"/>
-        </w:rPr>
-        <w:t xml:space="preserve"> - </w:t>
-      </w:r>
-      <w:r>
-        <w:rPr>
-          <w:rFonts w:hint="default" w:ascii="Times New Roman" w:hAnsi="Times New Roman" w:cs="Times New Roman"/>
-          <w:sz w:val="28"/>
-          <w:szCs w:val="28"/>
-        </w:rPr>
-        <w:t>1930: Tiếp cận chủ nghĩa Mác – Lênin và chuẩn bị thành lập Đảng</w:t>
-      </w:r>
-      <w:bookmarkStart w:id="0" w:name="_GoBack"/>
-      <w:bookmarkEnd w:id="0"/>
-    </w:p>
-    <w:p>
-      <w:pPr>
-        <w:pStyle w:val="5"/>
-        <w:keepNext w:val="0"/>
-        <w:keepLines w:val="0"/>
-        <w:widowControl/>
-        <w:suppressLineNumbers w:val="0"/>
-        <w:spacing w:line="360" w:lineRule="auto"/>
-        <w:jc w:val="both"/>
-        <w:rPr>
-          <w:rFonts w:hint="default" w:ascii="Times New Roman" w:hAnsi="Times New Roman" w:cs="Times New Roman"/>
-          <w:sz w:val="28"/>
-          <w:szCs w:val="28"/>
-        </w:rPr>
-      </w:pPr>
-      <w:r>
-        <w:rPr>
-          <w:rFonts w:hint="default" w:ascii="Times New Roman" w:hAnsi="Times New Roman" w:cs="Times New Roman"/>
-          <w:sz w:val="28"/>
-          <w:szCs w:val="28"/>
-        </w:rPr>
-        <w:t>Đây là bước ngoặt quyết định trong tư tưởng của Nguyễn Ái Quốc, chuyển từ chủ nghĩa yêu nước thuần túy sang chủ nghĩa cộng sản.</w:t>
+        <w:t>2. Cuộc đời và sự nghiệp của Chủ tịch Hồ Chí Minh</w:t>
       </w:r>
     </w:p>
     <w:p>
-      <w:pPr>
-        <w:pStyle w:val="5"/>
-        <w:keepNext w:val="0"/>
-        <w:keepLines w:val="0"/>
-        <w:widowControl/>
-        <w:suppressLineNumbers w:val="0"/>
-        <w:spacing w:line="360" w:lineRule="auto"/>
-        <w:ind w:left="720"/>
-        <w:jc w:val="both"/>
-        <w:rPr>
-          <w:rFonts w:hint="default" w:ascii="Times New Roman" w:hAnsi="Times New Roman" w:cs="Times New Roman"/>
-          <w:sz w:val="28"/>
-          <w:szCs w:val="28"/>
-        </w:rPr>
-      </w:pPr>
       <w:r>
-        <w:rPr>
-          <w:rFonts w:hint="default" w:ascii="Times New Roman" w:hAnsi="Times New Roman" w:cs="Times New Roman"/>
-          <w:b/>
-          <w:bCs/>
-          <w:sz w:val="28"/>
-          <w:szCs w:val="28"/>
-          <w:lang w:val="vi-VN"/>
-        </w:rPr>
-        <w:t xml:space="preserve">- </w:t>
-      </w:r>
-      <w:r>
-        <w:rPr>
-          <w:rFonts w:hint="default" w:ascii="Times New Roman" w:hAnsi="Times New Roman" w:cs="Times New Roman"/>
-          <w:b/>
-          <w:bCs/>
-          <w:sz w:val="28"/>
-          <w:szCs w:val="28"/>
-        </w:rPr>
-        <w:t>Tháng 7/1920:</w:t>
-      </w:r>
-      <w:r>
-        <w:rPr>
-          <w:rFonts w:hint="default" w:ascii="Times New Roman" w:hAnsi="Times New Roman" w:cs="Times New Roman"/>
-          <w:sz w:val="28"/>
-          <w:szCs w:val="28"/>
-        </w:rPr>
-        <w:t xml:space="preserve"> Người đọc bản </w:t>
-      </w:r>
-      <w:r>
-        <w:rPr>
-          <w:rFonts w:hint="default" w:ascii="Times New Roman" w:hAnsi="Times New Roman" w:cs="Times New Roman"/>
-          <w:i/>
-          <w:iCs/>
-          <w:sz w:val="28"/>
-          <w:szCs w:val="28"/>
-        </w:rPr>
-        <w:t>Sơ thảo lần thứ nhất những luận cương về vấn đề dân tộc và vấn đề thuộc địa</w:t>
-      </w:r>
-      <w:r>
-        <w:rPr>
-          <w:rFonts w:hint="default" w:ascii="Times New Roman" w:hAnsi="Times New Roman" w:cs="Times New Roman"/>
-          <w:sz w:val="28"/>
-          <w:szCs w:val="28"/>
-        </w:rPr>
-        <w:t xml:space="preserve"> của V.I. Lênin đăng trên báo </w:t>
-      </w:r>
-      <w:r>
-        <w:rPr>
-          <w:rFonts w:hint="default" w:ascii="Times New Roman" w:hAnsi="Times New Roman" w:cs="Times New Roman"/>
-          <w:i/>
-          <w:iCs/>
-          <w:sz w:val="28"/>
-          <w:szCs w:val="28"/>
-        </w:rPr>
-        <w:t>L'Humanité</w:t>
-      </w:r>
-      <w:r>
-        <w:rPr>
-          <w:rFonts w:hint="default" w:ascii="Times New Roman" w:hAnsi="Times New Roman" w:cs="Times New Roman"/>
-          <w:sz w:val="28"/>
-          <w:szCs w:val="28"/>
-        </w:rPr>
-        <w:t xml:space="preserve"> (Nhân đạo). Luận cương đã giải đáp triệt để câu hỏi lớn bấy lâu của Người, giúp Người khẳng định: </w:t>
-      </w:r>
-      <w:r>
-        <w:rPr>
-          <w:rFonts w:hint="default" w:ascii="Times New Roman" w:hAnsi="Times New Roman" w:cs="Times New Roman"/>
-          <w:i/>
-          <w:iCs/>
-          <w:sz w:val="28"/>
-          <w:szCs w:val="28"/>
-        </w:rPr>
-        <w:t>"Muốn cứu nước và giải phóng dân tộc không có con đường nào khác con đường cách mạng vô sản"</w:t>
-      </w:r>
-      <w:r>
-        <w:rPr>
-          <w:rFonts w:hint="default" w:ascii="Times New Roman" w:hAnsi="Times New Roman" w:cs="Times New Roman"/>
-          <w:sz w:val="28"/>
-          <w:szCs w:val="28"/>
-        </w:rPr>
-        <w:t>.</w:t>
+        <w:t>2.2. Giai đoạn 1920 – 1930: Tiếp cận chủ nghĩa Mác – Lênin và chuẩn bị thành lập Đảng</w:t>
       </w:r>
     </w:p>
     <w:p>
-      <w:pPr>
-        <w:pStyle w:val="5"/>
-        <w:keepNext w:val="0"/>
-        <w:keepLines w:val="0"/>
-        <w:widowControl/>
-        <w:suppressLineNumbers w:val="0"/>
-        <w:spacing w:line="360" w:lineRule="auto"/>
-        <w:ind w:left="720"/>
-        <w:jc w:val="both"/>
-        <w:rPr>
-          <w:rFonts w:hint="default" w:ascii="Times New Roman" w:hAnsi="Times New Roman" w:cs="Times New Roman"/>
-          <w:sz w:val="28"/>
-          <w:szCs w:val="28"/>
-        </w:rPr>
-      </w:pPr>
       <w:r>
-        <w:rPr>
-          <w:rFonts w:hint="default" w:ascii="Times New Roman" w:hAnsi="Times New Roman" w:cs="Times New Roman"/>
-          <w:b/>
-          <w:bCs/>
-          <w:sz w:val="28"/>
-          <w:szCs w:val="28"/>
-          <w:lang w:val="vi-VN"/>
-        </w:rPr>
-        <w:t xml:space="preserve">- </w:t>
-      </w:r>
-      <w:r>
-        <w:rPr>
-          <w:rFonts w:hint="default" w:ascii="Times New Roman" w:hAnsi="Times New Roman" w:cs="Times New Roman"/>
-          <w:b/>
-          <w:bCs/>
-          <w:sz w:val="28"/>
-          <w:szCs w:val="28"/>
-        </w:rPr>
-        <w:t>Tháng 12/1920:</w:t>
-      </w:r>
-      <w:r>
-        <w:rPr>
-          <w:rFonts w:hint="default" w:ascii="Times New Roman" w:hAnsi="Times New Roman" w:cs="Times New Roman"/>
-          <w:sz w:val="28"/>
-          <w:szCs w:val="28"/>
-        </w:rPr>
-        <w:t xml:space="preserve"> Tại Đại hội lần thứ 18 của Đảng Xã hội Pháp họp ở thành phố Tour, Nguyễn Ái Quốc bỏ phiếu tán thành gia nhập Quốc tế Cộng sản và tham gia sáng lập Đảng Cộng sản Pháp.</w:t>
+        <w:t>Giai đoạn 1920 – 1930 là bước ngoặt quyết định trong tư tưởng và sự nghiệp cách mạng của Nguyễn Ái Quốc, chuyển từ chủ nghĩa yêu nước thuần túy sang chủ nghĩa cộng sản.</w:t>
       </w:r>
     </w:p>
     <w:p>
-      <w:pPr>
-        <w:pStyle w:val="5"/>
-        <w:keepNext w:val="0"/>
-        <w:keepLines w:val="0"/>
-        <w:widowControl/>
-        <w:suppressLineNumbers w:val="0"/>
-        <w:spacing w:line="360" w:lineRule="auto"/>
-        <w:ind w:left="720"/>
-        <w:jc w:val="both"/>
-        <w:rPr>
-          <w:rFonts w:hint="default"/>
-          <w:lang w:val="vi-VN"/>
-        </w:rPr>
-      </w:pPr>
       <w:r>
-        <w:rPr>
-          <w:rFonts w:hint="default" w:ascii="Times New Roman" w:hAnsi="Times New Roman" w:cs="Times New Roman"/>
-          <w:b/>
-          <w:bCs/>
-          <w:sz w:val="28"/>
-          <w:szCs w:val="28"/>
-          <w:lang w:val="vi-VN"/>
-        </w:rPr>
-        <w:t xml:space="preserve">- Năm </w:t>
-      </w:r>
-      <w:r>
-        <w:rPr>
-          <w:rFonts w:hint="default" w:ascii="Times New Roman" w:hAnsi="Times New Roman" w:cs="Times New Roman"/>
-          <w:b/>
-          <w:bCs/>
-          <w:sz w:val="28"/>
-          <w:szCs w:val="28"/>
-        </w:rPr>
-        <w:t>1921 – 1929:</w:t>
-      </w:r>
-      <w:r>
-        <w:rPr>
-          <w:rFonts w:hint="default" w:ascii="Times New Roman" w:hAnsi="Times New Roman" w:cs="Times New Roman"/>
-          <w:sz w:val="28"/>
-          <w:szCs w:val="28"/>
-        </w:rPr>
-        <w:t xml:space="preserve"> Bác hoạt động tích cực để chuẩn bị cho sự ra đời của một chính đảng vô sản tại Việt Nam. Người sáng lập </w:t>
-      </w:r>
-      <w:r>
-        <w:rPr>
-          <w:rFonts w:hint="default" w:ascii="Times New Roman" w:hAnsi="Times New Roman" w:cs="Times New Roman"/>
-          <w:i/>
-          <w:iCs/>
-          <w:sz w:val="28"/>
-          <w:szCs w:val="28"/>
-        </w:rPr>
-        <w:t>Hội Liên hiệp thuộc địa</w:t>
-      </w:r>
-      <w:r>
-        <w:rPr>
-          <w:rFonts w:hint="default" w:ascii="Times New Roman" w:hAnsi="Times New Roman" w:cs="Times New Roman"/>
-          <w:sz w:val="28"/>
-          <w:szCs w:val="28"/>
-        </w:rPr>
-        <w:t xml:space="preserve"> tại Pháp (1921), thành lập </w:t>
-      </w:r>
-      <w:r>
-        <w:rPr>
-          <w:rFonts w:hint="default" w:ascii="Times New Roman" w:hAnsi="Times New Roman" w:cs="Times New Roman"/>
-          <w:i/>
-          <w:iCs/>
-          <w:sz w:val="28"/>
-          <w:szCs w:val="28"/>
-        </w:rPr>
-        <w:t>Hội Việt Nam Cách mạng Thanh niên</w:t>
-      </w:r>
-      <w:r>
-        <w:rPr>
-          <w:rFonts w:hint="default" w:ascii="Times New Roman" w:hAnsi="Times New Roman" w:cs="Times New Roman"/>
-          <w:sz w:val="28"/>
-          <w:szCs w:val="28"/>
-        </w:rPr>
-        <w:t xml:space="preserve"> tại Quảng Châu, Trung Quốc (1925), ra mắt báo </w:t>
-      </w:r>
-      <w:r>
-        <w:rPr>
-          <w:rFonts w:hint="default" w:ascii="Times New Roman" w:hAnsi="Times New Roman" w:cs="Times New Roman"/>
-          <w:i/>
-          <w:iCs/>
-          <w:sz w:val="28"/>
-          <w:szCs w:val="28"/>
-        </w:rPr>
-        <w:t>Thanh niên</w:t>
-      </w:r>
-      <w:r>
-        <w:rPr>
-          <w:rFonts w:hint="default" w:ascii="Times New Roman" w:hAnsi="Times New Roman" w:cs="Times New Roman"/>
-          <w:sz w:val="28"/>
-          <w:szCs w:val="28"/>
-        </w:rPr>
-        <w:t>, mở các lớp huấn luy</w:t>
-      </w:r>
-      <w:r>
-        <w:t xml:space="preserve">ện cán bộ và xuất bản cuốn sách lý luận chính trị </w:t>
-      </w:r>
-      <w:r>
-        <w:rPr>
-          <w:i/>
-          <w:iCs/>
-        </w:rPr>
-        <w:t>Đường Kách mệnh</w:t>
-      </w:r>
-      <w:r>
-        <w:t xml:space="preserve"> (1927)</w:t>
-      </w:r>
-      <w:r>
-        <w:rPr>
-          <w:rFonts w:hint="default"/>
-          <w:lang w:val="vi-VN"/>
-        </w:rPr>
-        <w:t>.</w:t>
+        <w:t>Tháng 7/1920, Người đọc bản Sơ thảo lần thứ nhất những luận cương về vấn đề dân tộc và vấn đề thuộc địa của V.I. Lênin đăng trên báo L'Humanité (Nhân đạo). Luận cương đã giải đáp triệt để câu hỏi lớn bấy lâu của Người, giúp Người khẳng định: "Muốn cứu nước và giải phóng dân tộc không có con đường nào khác con đường cách mạng vô sản".</w:t>
       </w:r>
     </w:p>
-    <w:p/>
+    <w:p>
+      <w:r>
+        <w:t>Tháng 12/1920, tại Đại hội lần thứ 18 của Đảng Xã hội Pháp họp ở thành phố Tour, Nguyễn Ái Quốc bỏ phiếu tán thành gia nhập Quốc tế Cộng sản và tham gia sáng lập Đảng Cộng sản Pháp.</w:t>
+      </w:r>
+    </w:p>
+    <w:p>
+      <w:r>
+        <w:t>Trong những năm 1921 – 1929, Bác hoạt động tích cực để chuẩn bị cho sự ra đời của một chính đảng vô sản tại Việt Nam. Người sáng lập Hội Liên hiệp thuộc địa tại Pháp (1921), thành lập Hội Việt Nam Cách mạng Thanh niên tại Quảng Châu, Trung Quốc (1925), ra mắt báo Thanh niên, mở các lớp huấn luyện cán bộ và xuất bản cuốn sách lý luận chính trị "Đường Kách mệnh" (1927). Những hoạt động này đã tạo nền tảng tư tưởng, tổ chức và lực lượng, chuẩn bị cho sự ra đời của Đảng Cộng sản Việt Nam vào năm 1930.</w:t>
+      </w:r>
+    </w:p>
     <w:sectPr>
       <w:pgSz w:w="11906" w:h="16838"/>
       <w:pgMar w:top="1440" w:right="1800" w:bottom="1440" w:left="1800" w:header="720" w:footer="720" w:gutter="0"/>
@@ -351,7 +80,164 @@
 </w:document>
 </file>
 
-<file path=word/styles.xml><?xml version="1.0" encoding="utf-8"?>
+<file path=word\fontTable.xml><?xml version="1.0" encoding="utf-8"?>
+<w:fonts xmlns:mc="http://schemas.openxmlformats.org/markup-compatibility/2006" xmlns:r="http://schemas.openxmlformats.org/officeDocument/2006/relationships" xmlns:w="http://schemas.openxmlformats.org/wordprocessingml/2006/main" xmlns:w14="http://schemas.microsoft.com/office/word/2010/wordml" mc:Ignorable="w14">
+  <w:font w:name="Times New Roman">
+    <w:panose1 w:val="02020603050405020304"/>
+    <w:charset w:val="00"/>
+    <w:family w:val="roman"/>
+    <w:pitch w:val="variable"/>
+    <w:sig w:usb0="20007A87" w:usb1="80000000" w:usb2="00000008" w:usb3="00000000" w:csb0="000001FF" w:csb1="00000000"/>
+  </w:font>
+  <w:font w:name="宋体">
+    <w:altName w:val="SimSun"/>
+    <w:panose1 w:val="02010600030101010101"/>
+    <w:charset w:val="86"/>
+    <w:family w:val="auto"/>
+    <w:pitch w:val="variable"/>
+    <w:sig w:usb0="00000003" w:usb1="080E0000" w:usb2="00000010" w:usb3="00000000" w:csb0="00040001" w:csb1="00000000"/>
+  </w:font>
+  <w:font w:name="SimSun">
+    <w:panose1 w:val="02010600030101010101"/>
+    <w:charset w:val="86"/>
+    <w:family w:val="auto"/>
+    <w:pitch w:val="default"/>
+    <w:sig w:usb0="00000203" w:usb1="288F0000" w:usb2="00000006" w:usb3="00000000" w:csb0="00040001" w:csb1="00000000"/>
+  </w:font>
+  <w:font w:name="Arial">
+    <w:panose1 w:val="020B0604020202020204"/>
+    <w:charset w:val="00"/>
+    <w:family w:val="swiss"/>
+    <w:pitch w:val="default"/>
+    <w:sig w:usb0="E0002EFF" w:usb1="C000785B" w:usb2="00000009" w:usb3="00000000" w:csb0="400001FF" w:csb1="FFFF0000"/>
+  </w:font>
+  <w:font w:name="黑体">
+    <w:altName w:val="SimSun"/>
+    <w:panose1 w:val="02010600030101010101"/>
+    <w:charset w:val="86"/>
+    <w:family w:val="auto"/>
+    <w:pitch w:val="default"/>
+    <w:sig w:usb0="00000001" w:usb1="080E0000" w:usb2="00000010" w:usb3="00000000" w:csb0="00040000" w:csb1="00000000"/>
+  </w:font>
+  <w:font w:name="Courier New">
+    <w:panose1 w:val="02070309020205020404"/>
+    <w:charset w:val="00"/>
+    <w:family w:val="modern"/>
+    <w:pitch w:val="default"/>
+    <w:sig w:usb0="E0002EFF" w:usb1="C0007843" w:usb2="00000009" w:usb3="00000000" w:csb0="400001FF" w:csb1="FFFF0000"/>
+  </w:font>
+  <w:font w:name="Wingdings">
+    <w:panose1 w:val="05000000000000000000"/>
+    <w:charset w:val="02"/>
+    <w:family w:val="auto"/>
+    <w:pitch w:val="default"/>
+    <w:sig w:usb0="00000000" w:usb1="00000000" w:usb2="00000000" w:usb3="00000000" w:csb0="80000000" w:csb1="00000000"/>
+  </w:font>
+  <w:font w:name="Calibri">
+    <w:panose1 w:val="020F0502020204030204"/>
+    <w:charset w:val="00"/>
+    <w:family w:val="swiss"/>
+    <w:pitch w:val="default"/>
+    <w:sig w:usb0="E4002EFF" w:usb1="C200247B" w:usb2="00000009" w:usb3="00000000" w:csb0="200001FF" w:csb1="00000000"/>
+  </w:font>
+  <w:font w:name="等线">
+    <w:altName w:val="Arial Unicode MS"/>
+    <w:panose1 w:val="00000000000000000000"/>
+    <w:charset w:val="86"/>
+    <w:family w:val="auto"/>
+    <w:pitch w:val="default"/>
+    <w:sig w:usb0="00000000" w:usb1="00000000" w:usb2="00000000" w:usb3="00000000" w:csb0="00000000" w:csb1="00000000"/>
+  </w:font>
+  <w:font w:name="等线">
+    <w:altName w:val="Arial Unicode MS"/>
+    <w:panose1 w:val="00000000000000000000"/>
+    <w:charset w:val="86"/>
+    <w:family w:val="auto"/>
+    <w:pitch w:val="default"/>
+    <w:sig w:usb0="00000000" w:usb1="00000000" w:usb2="00000000" w:usb3="00000000" w:csb0="00000000" w:csb1="00000000"/>
+  </w:font>
+  <w:font w:name="等线">
+    <w:altName w:val="Arial Unicode MS"/>
+    <w:panose1 w:val="00000000000000000000"/>
+    <w:charset w:val="00"/>
+    <w:family w:val="auto"/>
+    <w:pitch w:val="default"/>
+    <w:sig w:usb0="00000000" w:usb1="00000000" w:usb2="00000000" w:usb3="00000000" w:csb0="00000000" w:csb1="00000000"/>
+  </w:font>
+  <w:font w:name="Arial Unicode MS">
+    <w:panose1 w:val="020B0604020202020204"/>
+    <w:charset w:val="86"/>
+    <w:family w:val="auto"/>
+    <w:pitch w:val="default"/>
+    <w:sig w:usb0="FFFFFFFF" w:usb1="E9FFFFFF" w:usb2="0000003F" w:usb3="00000000" w:csb0="603F01FF" w:csb1="FFFF0000"/>
+  </w:font>
+  <w:font w:name="Symbol">
+    <w:panose1 w:val="05050102010706020507"/>
+    <w:charset w:val="00"/>
+    <w:family w:val="auto"/>
+    <w:pitch w:val="default"/>
+    <w:sig w:usb0="00000000" w:usb1="00000000" w:usb2="00000000" w:usb3="00000000" w:csb0="80000000" w:csb1="00000000"/>
+  </w:font>
+  <w:font w:name="Wingdings">
+    <w:panose1 w:val="05000000000000000000"/>
+    <w:charset w:val="00"/>
+    <w:family w:val="auto"/>
+    <w:pitch w:val="default"/>
+    <w:sig w:usb0="00000000" w:usb1="00000000" w:usb2="00000000" w:usb3="00000000" w:csb0="80000000" w:csb1="00000000"/>
+  </w:font>
+</w:fonts>
+</file>
+
+<file path=word\settings.xml><?xml version="1.0" encoding="utf-8"?>
+<w:settings xmlns:mc="http://schemas.openxmlformats.org/markup-compatibility/2006" xmlns:o="urn:schemas-microsoft-com:office:office" xmlns:r="http://schemas.openxmlformats.org/officeDocument/2006/relationships" xmlns:m="http://schemas.openxmlformats.org/officeDocument/2006/math" xmlns:v="urn:schemas-microsoft-com:vml" xmlns:w10="urn:schemas-microsoft-com:office:word" xmlns:w="http://schemas.openxmlformats.org/wordprocessingml/2006/main" xmlns:w14="http://schemas.microsoft.com/office/word/2010/wordml" xmlns:sl="http://schemas.openxmlformats.org/schemaLibrary/2006/main" xmlns:wpsCustomData="http://www.wps.cn/officeDocument/2013/wpsCustomData" mc:Ignorable="w14">
+  <w:zoom w:percent="124"/>
+  <w:embedSystemFonts/>
+  <w:bordersDoNotSurroundHeader w:val="0"/>
+  <w:bordersDoNotSurroundFooter w:val="0"/>
+  <w:documentProtection w:enforcement="0"/>
+  <w:defaultTabStop w:val="720"/>
+  <w:drawingGridVerticalSpacing w:val="156"/>
+  <w:displayHorizontalDrawingGridEvery w:val="1"/>
+  <w:displayVerticalDrawingGridEvery w:val="1"/>
+  <w:noPunctuationKerning w:val="1"/>
+  <w:characterSpacingControl w:val="doNotCompress"/>
+  <w:compat>
+    <w:spaceForUL/>
+    <w:doNotLeaveBackslashAlone/>
+    <w:ulTrailSpace/>
+    <w:doNotExpandShiftReturn/>
+    <w:adjustLineHeightInTable/>
+    <w:doNotWrapTextWithPunct/>
+    <w:doNotUseEastAsianBreakRules/>
+    <w:compatSetting w:name="compatibilityMode" w:uri="http://schemas.microsoft.com/office/word" w:val="14"/>
+    <w:compatSetting w:name="overrideTableStyleFontSizeAndJustification" w:uri="http://schemas.microsoft.com/office/word" w:val="1"/>
+    <w:compatSetting w:name="enableOpenTypeFeatures" w:uri="http://schemas.microsoft.com/office/word" w:val="1"/>
+    <w:compatSetting w:name="doNotFlipMirrorIndents" w:uri="http://schemas.microsoft.com/office/word" w:val="1"/>
+  </w:compat>
+  <w:rsids>
+    <w:rsidRoot w:val="25D13ACE"/>
+    <w:rsid w:val="25D13ACE"/>
+  </w:rsids>
+  <m:mathPr>
+    <m:mathFont m:val="Cambria Math"/>
+    <m:brkBin m:val="before"/>
+    <m:brkBinSub m:val="--"/>
+    <m:smallFrac m:val="0"/>
+    <m:dispDef/>
+    <m:lMargin m:val="0"/>
+    <m:rMargin m:val="0"/>
+    <m:defJc m:val="centerGroup"/>
+    <m:wrapIndent m:val="1440"/>
+    <m:intLim m:val="subSup"/>
+    <m:naryLim m:val="undOvr"/>
+  </m:mathPr>
+  <w:themeFontLang w:val="en-US" w:eastAsia="zh-CN"/>
+  <w:clrSchemeMapping w:bg1="light1" w:t1="dark1" w:bg2="light2" w:t2="dark2" w:accent1="accent1" w:accent2="accent2" w:accent3="accent3" w:accent4="accent4" w:accent5="accent5" w:accent6="accent6" w:hyperlink="hyperlink" w:followedHyperlink="followedHyperlink"/>
+  <w:doNotIncludeSubdocsInStats/>
+</w:settings>
+</file>
+
+<file path=word\styles.xml><?xml version="1.0" encoding="utf-8"?>
 <w:styles xmlns:mc="http://schemas.openxmlformats.org/markup-compatibility/2006" xmlns:o="urn:schemas-microsoft-com:office:office" xmlns:r="http://schemas.openxmlformats.org/officeDocument/2006/relationships" xmlns:m="http://schemas.openxmlformats.org/officeDocument/2006/math" xmlns:v="urn:schemas-microsoft-com:vml" xmlns:w="http://schemas.openxmlformats.org/wordprocessingml/2006/main" xmlns:w14="http://schemas.microsoft.com/office/word/2010/wordml" xmlns:w10="urn:schemas-microsoft-com:office:word" xmlns:sl="http://schemas.openxmlformats.org/schemaLibrary/2006/main" xmlns:wpsCustomData="http://www.wps.cn/officeDocument/2013/wpsCustomData" mc:Ignorable="w14">
   <w:docDefaults>
     <w:rPrDefault>
@@ -677,7 +563,7 @@
 </w:styles>
 </file>
 
-<file path=word/theme/theme1.xml><?xml version="1.0" encoding="utf-8"?>
+<file path=word\theme\theme1.xml><?xml version="1.0" encoding="utf-8"?>
 <a:theme xmlns:a="http://schemas.openxmlformats.org/drawingml/2006/main" name="Office 主题">
   <a:themeElements>
     <a:clrScheme name="Office">
